--- a/zaini_case_audit_output/outputs/word/documents/148_شكوى لوزير العدل ـ جديدة 2 ـ 05-11-1445 (وورد).docx
+++ b/zaini_case_audit_output/outputs/word/documents/148_شكوى لوزير العدل ـ جديدة 2 ـ 05-11-1445 (وورد).docx
@@ -51,6 +51,20 @@
           <w:i/>
         </w:rPr>
         <w:t>[مخرج آلي / Script Output - سماوي]  [مخرج آلي يحتاج مراجعة بشرية - وردي]</w:t>
+      </w:r>
+    </w:p>
+    <w:p>
+      <w:pPr>
+        <w:jc w:val="right"/>
+        <w:bidi/>
+      </w:pPr>
+      <w:r>
+        <w:rPr>
+          <w:b w:val="0"/>
+          <w:i/>
+          <w:color w:val="C00000"/>
+        </w:rPr>
+        <w:t>[نص ممسوح OCR صُحِّح ترتيبه آلياً — قد يحتوي أخطاء طفيفة]</w:t>
       </w:r>
     </w:p>
     <w:p/>
@@ -259,7 +273,7 @@
           <w:b w:val="0"/>
           <w:i w:val="0"/>
         </w:rPr>
-        <w:t>ولو كانت لدي شكوك ولو للحظة بأن شقيقي المدعي مبيت النية للقيام برفع دعاوى ضدي في هذه الشركات لم أقم بتوقيع الاتفاق او التصالح أو حتى دفع أي مبلغ ، فكيف وقد قمنا جميعاً بالموافقة والتصالح على التخارج منها بموجب حكم يلزم جميع الاطراف بالإلتزام به ولا يحق لأي من الاطراف الرجوع على اي طرف ويكون التخارج إبراء للطرف المشتري وعدم مطالبته بأي شكل من الأشكال أو رفع دعوى ضده بما يخص الشركات المتخارج فيها. بل إن الاتفاق والتصالح تم حتى على قيمة الشركات دون الالتفات إلى تقرير المحاسب القانوني أبو غزالة.</w:t>
+        <w:t>.ةلازغ وبأ ينوناقلا بساحملا ريرقت ىلإ تافتلالا نود تاكرشلا ةميق ىلع ىتح مت حلاصتلاو قافتالا نإ لب .اهيف جراختملا تاكرشلا صخي امب هدض ىوعد عفر وأ لاكشألا نم لكش يأب هتبلاطم مدعو يرتشملا فرطلل ءاربإ جراختلا نوكيو فرط يا ىلع عوجرلا فارطالا نم يأل قحي الو هب مازتلإلاب فارطالا عيمج مزلي مكح بجومب اهنم جراختلا ىلع حلاصتلاو ةقفاوملاب ًاعيمج انمق دقو فيكف ، غلبم يأ عفد ىتح وأ حلاصتلا وا قافتالا عيقوتب مقأ مل تاكرشلا هذه يف يدض ىواعد عفرب مايقلل ةينلا تيبم يعدملا يقيقش نأب ةظحلل ولو كوكش يدل تناك ولو</w:t>
       </w:r>
     </w:p>
     <w:p>
@@ -300,7 +314,7 @@
           <w:b w:val="0"/>
           <w:i w:val="0"/>
         </w:rPr>
-        <w:t>تقرير أبو غزالة:</w:t>
+        <w:t>:ةلازغ وبأ ريرقت</w:t>
       </w:r>
     </w:p>
     <w:p>
@@ -625,7 +639,7 @@
           <w:b w:val="0"/>
           <w:i w:val="0"/>
         </w:rPr>
-        <w:t>٨- شهادات الشهود</w:t>
+        <w:t>دوهشلا تاداهش ٨-</w:t>
       </w:r>
     </w:p>
     <w:p>
@@ -794,7 +808,7 @@
           <w:b w:val="0"/>
           <w:i w:val="0"/>
         </w:rPr>
-        <w:t>خامساً: خرج الحكم عن الأصول الشرعية والنظامية في الأحكام بقوله في تسبيبه العجيب (أن القرائن احتفت بأن المورث لم يوقع على عقد البيع وتعديل عقد التأسيس وأن القرائن احتفت بأن المورث وقت البيع كان فاقد الأهلية وغير مدرك). وهذا العوار في التسبيب مخالف لمحررات موثقة وأحكام شرعية ومخالف لنظام الإثبات، إذ كيف تعتمد المحكمة على قرينة غير صحيحة بأن العقد غير موقع من المورث دون ثبوت تزوير المحرر، وكيف تزعم أن المورث غير مدرك لتصرفاته وقت التعاقد رغم وجود حكم شرعي ومستندات من كتابة العدل تؤكد أن المورث عام 1431 وعام 1432ه كان كامل الأهلية.</w:t>
+        <w:t>.ةيلهألا لماك ناك ه1432 ماعو 1431 ماع ثروملا نأ دكؤت لدعلا ةباتك نم تادنتسمو يعرش مكح دوجو مغر دقاعتلا تقو هتافرصتل كردم ريغ ثروملا نأ معزت فيكو ،ررحملا ريوزت توبث نود ثروملا نم عقوم ريغ دقعلا نأب ةحيحص ريغ ةنيرق ىلع ةمكحملا دمتعت فيك ذإ ،تابثإلا ماظنل فلاخمو ةيعرش ماكحأو ةقثوم تاررحمل فلاخم بيبستلا يف راوعلا اذهو .(كردم ريغو ةيلهألا دقاف ناك عيبلا تقو ثروملا نأب تفتحا نئارقلا نأو سيسأتلا دقع ليدعتو عيبلا دقع ىلع عقوي مل ثروملا نأب تفتحا نئارقلا نأ) بيجعلا هبيبست يف هلوقب ماكحألا يف ةيماظنلاو ةيعرشلا لوصألا نع مكحلا جرخ :ًاسماخ</w:t>
       </w:r>
     </w:p>
     <w:p>

--- a/zaini_case_audit_output/outputs/word/documents/148_شكوى لوزير العدل ـ جديدة 2 ـ 05-11-1445 (وورد).docx
+++ b/zaini_case_audit_output/outputs/word/documents/148_شكوى لوزير العدل ـ جديدة 2 ـ 05-11-1445 (وورد).docx
@@ -70,40 +70,37 @@
     <w:p/>
     <w:p>
       <w:pPr>
+        <w:pStyle w:val="Heading2"/>
         <w:jc w:val="right"/>
         <w:bidi/>
       </w:pPr>
       <w:r>
-        <w:rPr>
-          <w:b w:val="0"/>
-          <w:i w:val="0"/>
-        </w:rPr>
+        <w:t>[المتن الفعلي: الوقائع / الأسباب / المنطوق] ===</w:t>
+        <w:br/>
         <w:t>التاريخ: 05/11 /1445هـ</w:t>
       </w:r>
     </w:p>
     <w:p>
       <w:pPr>
+        <w:pStyle w:val="Heading2"/>
         <w:jc w:val="right"/>
         <w:bidi/>
       </w:pPr>
       <w:r>
-        <w:rPr>
-          <w:b w:val="0"/>
-          <w:i w:val="0"/>
-        </w:rPr>
+        <w:t>[المُرسَل إليه / المخاطَب والتحية] ===</w:t>
+        <w:br/>
         <w:t>معالي الدكتور/ وليد بن محمد الصمعاني وزير العدل ورئيس المجلس الأعلى للقضاء ،، سلمه الله</w:t>
       </w:r>
     </w:p>
     <w:p>
       <w:pPr>
+        <w:pStyle w:val="Heading2"/>
         <w:jc w:val="right"/>
         <w:bidi/>
       </w:pPr>
       <w:r>
-        <w:rPr>
-          <w:b w:val="0"/>
-          <w:i w:val="0"/>
-        </w:rPr>
+        <w:t>[المتن الفعلي: الوقائع / الأسباب / المنطوق] ===</w:t>
+        <w:br/>
         <w:t>الســـلام عليكم ورحمة الله وبركاتــــه .. وبعد:</w:t>
       </w:r>
     </w:p>
@@ -239,27 +236,25 @@
     </w:p>
     <w:p>
       <w:pPr>
+        <w:pStyle w:val="Heading2"/>
         <w:jc w:val="right"/>
         <w:bidi/>
       </w:pPr>
       <w:r>
-        <w:rPr>
-          <w:b w:val="0"/>
-          <w:i w:val="0"/>
-        </w:rPr>
+        <w:t>[بيانات الأطراف: المدعي / المدعى عليه / الحاضرون] ===</w:t>
+        <w:br/>
         <w:t>قضايا سابقة مماثلة تم الحكم فيها برد دعوى المدعي :</w:t>
       </w:r>
     </w:p>
     <w:p>
       <w:pPr>
+        <w:pStyle w:val="Heading2"/>
         <w:jc w:val="right"/>
         <w:bidi/>
       </w:pPr>
       <w:r>
-        <w:rPr>
-          <w:b w:val="0"/>
-          <w:i w:val="0"/>
-        </w:rPr>
+        <w:t>[المتن الفعلي: الوقائع / الأسباب / المنطوق] ===</w:t>
+        <w:br/>
         <w:t>فى عام ١٤٣٣ هـ اي بعد ان تم هذا الصلح بيننا في المحكمة الادارية وتمت اجازته والزامنا بموجبه وهذه الدعوى بخصوص شركة كورتينا للصناعات الغذائية المحدودة ، وهي ضمن الشركات التي التخارج منها من قبله بموجب اتفاقية الصلح التي تمت بيننا.</w:t>
       </w:r>
     </w:p>
@@ -371,14 +366,13 @@
     </w:p>
     <w:p>
       <w:pPr>
+        <w:pStyle w:val="Heading2"/>
         <w:jc w:val="right"/>
         <w:bidi/>
       </w:pPr>
       <w:r>
-        <w:rPr>
-          <w:b w:val="0"/>
-          <w:i w:val="0"/>
-        </w:rPr>
+        <w:t>[الطلبات / المرفقات] ===</w:t>
+        <w:br/>
         <w:t>1- قدمت بمرفقات الالتماس مستندات مصرفية كدليل قاطع على قيام المشتري بسداد ديون على المورث من واقع شيكات وحوالات بنكية جميعها صادرة بتاريخ لاحق على بيع الحصص، وتقترب من 50 مليون ريال. ومستندات أخرى تفيد تحمل المشتري (المدعى عليه) نفقات معيشة المورث ونفقات علاج ومصاريف طبية وجميعها لاحقة على تاريخ البيع وحتى وفاة والدنا المورث رحمه الله ولمدة 7 سنوات كاملة بما يجاوز 12 مليون ريال، وهو ما يتفق مع البند خامساً من عقد البيع.</w:t>
       </w:r>
     </w:p>
@@ -410,14 +404,13 @@
     </w:p>
     <w:p>
       <w:pPr>
+        <w:pStyle w:val="Heading2"/>
         <w:jc w:val="right"/>
         <w:bidi/>
       </w:pPr>
       <w:r>
-        <w:rPr>
-          <w:b w:val="0"/>
-          <w:i w:val="0"/>
-        </w:rPr>
+        <w:t>[المتن الفعلي: الوقائع / الأسباب / المنطوق] ===</w:t>
+        <w:br/>
         <w:t>ورغم تحقق موجب قبول التماس إعادة النظرنظاماً ، إلا أن محكمة الاستئناف رفضت الالتماس شكلاً، وتناقضت في حكمها بالقول بأن علي أن أقيم دعوى للمطالبة بما سددته من ديون على بائع الحصة.</w:t>
       </w:r>
     </w:p>
@@ -436,14 +429,13 @@
     </w:p>
     <w:p>
       <w:pPr>
+        <w:pStyle w:val="Heading2"/>
         <w:jc w:val="right"/>
         <w:bidi/>
       </w:pPr>
       <w:r>
-        <w:rPr>
-          <w:b w:val="0"/>
-          <w:i w:val="0"/>
-        </w:rPr>
+        <w:t>[الطلبات / المرفقات] ===</w:t>
+        <w:br/>
         <w:t>بناء على ما سبق</w:t>
       </w:r>
     </w:p>
@@ -462,14 +454,13 @@
     </w:p>
     <w:p>
       <w:pPr>
+        <w:pStyle w:val="Heading2"/>
         <w:jc w:val="right"/>
         <w:bidi/>
       </w:pPr>
       <w:r>
-        <w:rPr>
-          <w:b w:val="0"/>
-          <w:i w:val="0"/>
-        </w:rPr>
+        <w:t>[المتن الفعلي: الوقائع / الأسباب / المنطوق] ===</w:t>
+        <w:br/>
         <w:t>وفقكم الله وسدد خطاكم لاحقاق الحق وإرساء دعائم العدل والإنصاف.</w:t>
       </w:r>
     </w:p>
@@ -488,92 +479,85 @@
     </w:p>
     <w:p>
       <w:pPr>
+        <w:pStyle w:val="Heading2"/>
         <w:jc w:val="right"/>
         <w:bidi/>
       </w:pPr>
       <w:r>
-        <w:rPr>
-          <w:b w:val="0"/>
-          <w:i w:val="0"/>
-        </w:rPr>
+        <w:t>[الطلبات / المرفقات] ===</w:t>
+        <w:br/>
         <w:t>مقدمه/ أسامة أحمد عباس زيني</w:t>
       </w:r>
     </w:p>
     <w:p>
       <w:pPr>
+        <w:pStyle w:val="Heading2"/>
         <w:jc w:val="right"/>
         <w:bidi/>
       </w:pPr>
       <w:r>
-        <w:rPr>
-          <w:b w:val="0"/>
-          <w:i w:val="0"/>
-        </w:rPr>
+        <w:t>[بيانات الأطراف: المدعي / المدعى عليه / الحاضرون] ===</w:t>
+        <w:br/>
         <w:t>هوية وطنية رقم: (1008017301)</w:t>
       </w:r>
     </w:p>
     <w:p>
       <w:pPr>
+        <w:pStyle w:val="Heading2"/>
         <w:jc w:val="right"/>
         <w:bidi/>
       </w:pPr>
       <w:r>
-        <w:rPr>
-          <w:b w:val="0"/>
-          <w:i w:val="0"/>
-        </w:rPr>
+        <w:t>[ترويسة / كليشة رسمية — معلومات متكررة] ===</w:t>
+        <w:br/>
         <w:t>جوال رقم/..................</w:t>
       </w:r>
     </w:p>
     <w:p>
       <w:pPr>
+        <w:pStyle w:val="Heading2"/>
         <w:jc w:val="right"/>
         <w:bidi/>
       </w:pPr>
       <w:r>
-        <w:rPr>
-          <w:b w:val="0"/>
-          <w:i w:val="0"/>
-        </w:rPr>
+        <w:t>[الطلبات / المرفقات] ===</w:t>
+        <w:br/>
         <w:t>المرفقات:</w:t>
       </w:r>
     </w:p>
     <w:p>
       <w:pPr>
+        <w:pStyle w:val="Heading2"/>
         <w:jc w:val="right"/>
         <w:bidi/>
       </w:pPr>
       <w:r>
-        <w:rPr>
-          <w:b w:val="0"/>
-          <w:i w:val="0"/>
-        </w:rPr>
+        <w:t>[المتن الفعلي: الوقائع / الأسباب / المنطوق] ===</w:t>
+        <w:br/>
         <w:t>1-صورة عقد بيع حصة المورث بمبلغ 120 مليون.</w:t>
       </w:r>
     </w:p>
     <w:p>
       <w:pPr>
+        <w:pStyle w:val="Heading2"/>
         <w:jc w:val="right"/>
         <w:bidi/>
       </w:pPr>
       <w:r>
-        <w:rPr>
-          <w:b w:val="0"/>
-          <w:i w:val="0"/>
-        </w:rPr>
+        <w:t>[الطلبات / المرفقات] ===</w:t>
+        <w:br/>
         <w:t>2-صورة من قرار الشركاء بما يفيد تنازل المورث عن حصته بالقيمة الاسمية وموقع من عدنان.</w:t>
       </w:r>
     </w:p>
     <w:p>
       <w:pPr>
+        <w:pStyle w:val="Heading2"/>
         <w:jc w:val="right"/>
         <w:bidi/>
       </w:pPr>
       <w:r>
-        <w:rPr>
-          <w:b w:val="0"/>
-          <w:i w:val="0"/>
-        </w:rPr>
+        <w:t>[المتن الفعلي: الوقائع / الأسباب / المنطوق] ===</w:t>
+        <w:br/>
         <w:t>3-صورة شيك بمبلغ 450 ألف ريال، وصور شيكات أخرى بمبلغ 6مليون سداد ديون.</w:t>
       </w:r>
     </w:p>
@@ -748,27 +732,25 @@
     </w:p>
     <w:p>
       <w:pPr>
+        <w:pStyle w:val="Heading2"/>
         <w:jc w:val="right"/>
         <w:bidi/>
       </w:pPr>
       <w:r>
-        <w:rPr>
-          <w:b w:val="0"/>
-          <w:i w:val="0"/>
-        </w:rPr>
+        <w:t>[الطلبات / المرفقات] ===</w:t>
+        <w:br/>
         <w:t>3-أرفقت المستندات الموثقة على السداد والوفاء بثمن الحصة والثابت بشيكات مصرفية، منها شيك بمبلغ 450 ألف ريال أهدرت المحكمة حجيته بقولها بالتسبيب: (أن المدعى عليه لم يعمد على هذا الجزء في السداد وربما يكون المبلغ لعلاقة أخرى\!\!)، كما أرفقت شيكات مجموعهما مبلغ 6 مليون ريال، وأهدرت المحكمة حجيتها –رغم عدم نزاع المدعين فيها - بحجة أن صور الشيكات المقدمة غير واضحة، كما رفضت مخاطبة البنوك ذات العلاقة لتفصح لها عن ما قمت بسدادة من ديون عن المورث بائع الحصص. وبعدما تقدمت بالتماس إعادة نظرعلى الحكم، وقدمت مرفقات موثقة تؤكد سدادي لديون عن المورث بائع الحصص، وتحملي تكاليف علاجه بمبالغ تزيد عن قيمة التعاقد، رفضت قبولها، ووجهت برفع دعوى مستقلة بها، وهو موقف غريب وعجيب من الدائرة.</w:t>
       </w:r>
     </w:p>
     <w:p>
       <w:pPr>
+        <w:pStyle w:val="Heading2"/>
         <w:jc w:val="right"/>
         <w:bidi/>
       </w:pPr>
       <w:r>
-        <w:rPr>
-          <w:b w:val="0"/>
-          <w:i w:val="0"/>
-        </w:rPr>
+        <w:t>[المتن الفعلي: الوقائع / الأسباب / المنطوق] ===</w:t>
+        <w:br/>
         <w:t>ثانياً: جاء تسبيب حكم الاستئنافً متجهاً في مسار واحد وهو أن ما يزعمه المدعي هو الصدق، وما يدفع به المدعى عليه غير صحيح، وهذا يعتبر بمثابة القضاء بالعلم الشخصي وغياب واضح عن الحياد الموضوعي، ونظراً لتأثر المحكمة بكذب المدعي، فقد غاب عنها إعمال نصوص نظام الإثبات واضحة الدلالة، فاتجهت في قضائها إلى القرائن الغير معتبرة، وخالفت المبدأ القضائي: (أن الأصل أن تتصدى محكمة الموضوع لأي دفع جوهري في الدعوى، والذي لو صح لتغير به وجه الحكم في الدعوى) والمبدأ القضائي القضائي: (أن الظاهر معتبر ما لم يطرأ ما يرده بيقين، ولا يعدل عنه إلا لحجة سالمة من الرد).</w:t>
       </w:r>
     </w:p>

--- a/zaini_case_audit_output/outputs/word/documents/148_شكوى لوزير العدل ـ جديدة 2 ـ 05-11-1445 (وورد).docx
+++ b/zaini_case_audit_output/outputs/word/documents/148_شكوى لوزير العدل ـ جديدة 2 ـ 05-11-1445 (وورد).docx
@@ -51,20 +51,6 @@
           <w:i/>
         </w:rPr>
         <w:t>[مخرج آلي / Script Output - سماوي]  [مخرج آلي يحتاج مراجعة بشرية - وردي]</w:t>
-      </w:r>
-    </w:p>
-    <w:p>
-      <w:pPr>
-        <w:jc w:val="right"/>
-        <w:bidi/>
-      </w:pPr>
-      <w:r>
-        <w:rPr>
-          <w:b w:val="0"/>
-          <w:i/>
-          <w:color w:val="C00000"/>
-        </w:rPr>
-        <w:t>[نص ممسوح OCR صُحِّح ترتيبه آلياً — قد يحتوي أخطاء طفيفة]</w:t>
       </w:r>
     </w:p>
     <w:p/>
@@ -268,7 +254,7 @@
           <w:b w:val="0"/>
           <w:i w:val="0"/>
         </w:rPr>
-        <w:t>.ةلازغ وبأ ينوناقلا بساحملا ريرقت ىلإ تافتلالا نود تاكرشلا ةميق ىلع ىتح مت حلاصتلاو قافتالا نإ لب .اهيف جراختملا تاكرشلا صخي امب هدض ىوعد عفر وأ لاكشألا نم لكش يأب هتبلاطم مدعو يرتشملا فرطلل ءاربإ جراختلا نوكيو فرط يا ىلع عوجرلا فارطالا نم يأل قحي الو هب مازتلإلاب فارطالا عيمج مزلي مكح بجومب اهنم جراختلا ىلع حلاصتلاو ةقفاوملاب ًاعيمج انمق دقو فيكف ، غلبم يأ عفد ىتح وأ حلاصتلا وا قافتالا عيقوتب مقأ مل تاكرشلا هذه يف يدض ىواعد عفرب مايقلل ةينلا تيبم يعدملا يقيقش نأب ةظحلل ولو كوكش يدل تناك ولو</w:t>
+        <w:t>ولو كانت لدي شكوك ولو للحظة بأن شقيقي المدعي مبيت النية للقيام برفع دعاوى ضدي في هذه الشركات لم أقم بتوقيع الاتفاق او التصالح أو حتى دفع أي مبلغ ، فكيف وقد قمنا جميعاً بالموافقة والتصالح على التخارج منها بموجب حكم يلزم جميع الاطراف بالإلتزام به ولا يحق لأي من الاطراف الرجوع على اي طرف ويكون التخارج إبراء للطرف المشتري وعدم مطالبته بأي شكل من الأشكال أو رفع دعوى ضده بما يخص الشركات المتخارج فيها. بل إن الاتفاق والتصالح تم حتى على قيمة الشركات دون الالتفات إلى تقرير المحاسب القانوني أبو غزالة.</w:t>
       </w:r>
     </w:p>
     <w:p>
@@ -309,7 +295,7 @@
           <w:b w:val="0"/>
           <w:i w:val="0"/>
         </w:rPr>
-        <w:t>:ةلازغ وبأ ريرقت</w:t>
+        <w:t>تقرير أبو غزالة:</w:t>
       </w:r>
     </w:p>
     <w:p>
@@ -623,7 +609,7 @@
           <w:b w:val="0"/>
           <w:i w:val="0"/>
         </w:rPr>
-        <w:t>دوهشلا تاداهش ٨-</w:t>
+        <w:t>٨- شهادات الشهود</w:t>
       </w:r>
     </w:p>
     <w:p>
@@ -790,7 +776,7 @@
           <w:b w:val="0"/>
           <w:i w:val="0"/>
         </w:rPr>
-        <w:t>.ةيلهألا لماك ناك ه1432 ماعو 1431 ماع ثروملا نأ دكؤت لدعلا ةباتك نم تادنتسمو يعرش مكح دوجو مغر دقاعتلا تقو هتافرصتل كردم ريغ ثروملا نأ معزت فيكو ،ررحملا ريوزت توبث نود ثروملا نم عقوم ريغ دقعلا نأب ةحيحص ريغ ةنيرق ىلع ةمكحملا دمتعت فيك ذإ ،تابثإلا ماظنل فلاخمو ةيعرش ماكحأو ةقثوم تاررحمل فلاخم بيبستلا يف راوعلا اذهو .(كردم ريغو ةيلهألا دقاف ناك عيبلا تقو ثروملا نأب تفتحا نئارقلا نأو سيسأتلا دقع ليدعتو عيبلا دقع ىلع عقوي مل ثروملا نأب تفتحا نئارقلا نأ) بيجعلا هبيبست يف هلوقب ماكحألا يف ةيماظنلاو ةيعرشلا لوصألا نع مكحلا جرخ :ًاسماخ</w:t>
+        <w:t>خامساً: خرج الحكم عن الأصول الشرعية والنظامية في الأحكام بقوله في تسبيبه العجيب (أن القرائن احتفت بأن المورث لم يوقع على عقد البيع وتعديل عقد التأسيس وأن القرائن احتفت بأن المورث وقت البيع كان فاقد الأهلية وغير مدرك). وهذا العوار في التسبيب مخالف لمحررات موثقة وأحكام شرعية ومخالف لنظام الإثبات، إذ كيف تعتمد المحكمة على قرينة غير صحيحة بأن العقد غير موقع من المورث دون ثبوت تزوير المحرر، وكيف تزعم أن المورث غير مدرك لتصرفاته وقت التعاقد رغم وجود حكم شرعي ومستندات من كتابة العدل تؤكد أن المورث عام 1431 وعام 1432ه كان كامل الأهلية.</w:t>
       </w:r>
     </w:p>
     <w:p>
